--- a/fixtures/manual-check/word-sample.docx
+++ b/fixtures/manual-check/word-sample.docx
@@ -1,6 +1,6 @@
 
 <file path=word/document.xml><?xml version="1.0" encoding="utf-8"?>
-<w:document xmlns:w="http://schemas.openxmlformats.org/wordprocessingml/2006/main">
+<w:document xmlns:w="http://schemas.openxmlformats.org/wordprocessingml/2006/main" xmlns:r="http://schemas.openxmlformats.org/officeDocument/2006/relationships">
   <w:body>
     <w:p>
       <w:pPr>
@@ -127,8 +127,35 @@
         </w:tc>
       </w:tr>
     </w:tbl>
+    <w:sectPr>
+      <w:footerReference w:type="default" r:id="Re83e5984640f42a0"/>
+      <w:headerReference w:type="default" r:id="R86b7a6317fe341af"/>
+    </w:sectPr>
   </w:body>
 </w:document>
+</file>
+
+<file path=word/footer1.xml><?xml version="1.0" encoding="utf-8"?>
+<w:ftr xmlns:w="http://schemas.openxmlformats.org/wordprocessingml/2006/main">
+  <w:p>
+    <w:r>
+      <w:t>AIOffice manual check — footer</w:t>
+    </w:r>
+  </w:p>
+</w:ftr>
+</file>
+
+<file path=word/header1.xml><?xml version="1.0" encoding="utf-8"?>
+<w:hdr xmlns:w="http://schemas.openxmlformats.org/wordprocessingml/2006/main">
+  <w:p>
+    <w:pPr>
+      <w:jc w:val="center"/>
+    </w:pPr>
+    <w:r>
+      <w:t>AIOffice manual check — header</w:t>
+    </w:r>
+  </w:p>
+</w:hdr>
 </file>
 
 <file path=word/styles.xml><?xml version="1.0" encoding="utf-8"?>

--- a/fixtures/manual-check/word-sample.docx
+++ b/fixtures/manual-check/word-sample.docx
@@ -1,19 +1,31 @@
 
 <file path=word/document.xml><?xml version="1.0" encoding="utf-8"?>
-<w:document xmlns:w="http://schemas.openxmlformats.org/wordprocessingml/2006/main" xmlns:r="http://schemas.openxmlformats.org/officeDocument/2006/relationships">
+<w:document xmlns:wp="http://schemas.openxmlformats.org/drawingml/2006/wordprocessingDrawing" xmlns:a="http://schemas.openxmlformats.org/drawingml/2006/main" xmlns:pic="http://schemas.openxmlformats.org/drawingml/2006/picture" xmlns:w="http://schemas.openxmlformats.org/wordprocessingml/2006/main" xmlns:r="http://schemas.openxmlformats.org/officeDocument/2006/relationships">
   <w:body>
     <w:p>
       <w:pPr>
         <w:pStyle w:val="Heading1"/>
       </w:pPr>
+      <w:commentRangeStart w:id="1"/>
       <w:r>
         <w:t>AIOffice Manual Check</w:t>
       </w:r>
-    </w:p>
-    <w:p>
-      <w:r>
-        <w:t>Open this file in Word: heading, formatting and table below must look right.</w:t>
-      </w:r>
+      <w:commentRangeEnd w:id="1"/>
+      <w:r>
+        <w:commentReference w:id="1"/>
+      </w:r>
+    </w:p>
+    <w:p>
+      <w:del w:author="Reviewer" w:date="2026-06-12T09:40:34Z" w:id="1">
+        <w:r>
+          <w:delText>Open this file in Word: heading, formatting and table below must look right.</w:delText>
+        </w:r>
+      </w:del>
+      <w:ins w:author="Reviewer" w:date="2026-06-12T09:40:34Z" w:id="2">
+        <w:r>
+          <w:t>Open this file in Word: heading, formatting, table, styles, image, comment and ONE PENDING tracked change must look right.</w:t>
+        </w:r>
+      </w:ins>
     </w:p>
     <w:p>
       <w:pPr>
@@ -127,12 +139,87 @@
         </w:tc>
       </w:tr>
     </w:tbl>
+    <w:p>
+      <w:pPr>
+        <w:pStyle w:val="Heading2"/>
+      </w:pPr>
+      <w:r>
+        <w:t>Styles (M2)</w:t>
+      </w:r>
+    </w:p>
+    <w:p>
+      <w:pPr>
+        <w:pStyle w:val="Callout"/>
+      </w:pPr>
+      <w:r>
+        <w:t>This paragraph uses the custom Callout style.</w:t>
+      </w:r>
+    </w:p>
+    <w:p>
+      <w:pPr>
+        <w:pStyle w:val="Heading2"/>
+      </w:pPr>
+      <w:r>
+        <w:t>Image (M2)</w:t>
+      </w:r>
+    </w:p>
+    <w:p>
+      <w:r>
+        <w:drawing>
+          <wp:inline xmlns:wp="http://schemas.openxmlformats.org/drawingml/2006/wordprocessingDrawing" distT="0" distB="0" distL="0" distR="0">
+            <wp:extent cx="1440000" cy="480000"/>
+            <wp:effectExtent l="0" t="0" r="0" b="0"/>
+            <wp:docPr id="1" name="manual-check-logo.png"/>
+            <wp:cNvGraphicFramePr>
+              <a:graphicFrameLocks xmlns:a="http://schemas.openxmlformats.org/drawingml/2006/main" noChangeAspect="1"/>
+            </wp:cNvGraphicFramePr>
+            <a:graphic xmlns:a="http://schemas.openxmlformats.org/drawingml/2006/main">
+              <a:graphicData uri="http://schemas.openxmlformats.org/drawingml/2006/picture">
+                <pic:pic xmlns:pic="http://schemas.openxmlformats.org/drawingml/2006/picture">
+                  <pic:nvPicPr>
+                    <pic:cNvPr id="0" name="manual-check-logo.png"/>
+                    <pic:cNvPicPr/>
+                  </pic:nvPicPr>
+                  <pic:blipFill>
+                    <a:blip r:embed="Rec044de521c141be"/>
+                    <a:stretch>
+                      <a:fillRect/>
+                    </a:stretch>
+                  </pic:blipFill>
+                  <pic:spPr>
+                    <a:xfrm>
+                      <a:off x="0" y="0"/>
+                      <a:ext cx="1440000" cy="480000"/>
+                    </a:xfrm>
+                    <a:prstGeom prst="rect">
+                      <a:avLst/>
+                    </a:prstGeom>
+                  </pic:spPr>
+                </pic:pic>
+              </a:graphicData>
+            </a:graphic>
+          </wp:inline>
+        </w:drawing>
+      </w:r>
+    </w:p>
     <w:sectPr>
-      <w:footerReference w:type="default" r:id="Re83e5984640f42a0"/>
-      <w:headerReference w:type="default" r:id="R86b7a6317fe341af"/>
+      <w:footerReference w:type="default" r:id="R73a34e685a554ac7"/>
+      <w:headerReference w:type="default" r:id="Rdcb57a5d9ae74b32"/>
     </w:sectPr>
   </w:body>
 </w:document>
+</file>
+
+<file path=word/comments.xml><?xml version="1.0" encoding="utf-8"?>
+<w:comments xmlns:w="http://schemas.openxmlformats.org/wordprocessingml/2006/main">
+  <w:comment w:author="Reviewer" w:date="2026-06-12T09:40:34.91213Z" w:id="1">
+    <w:p>
+      <w:r>
+        <w:t>Comment written by aioffice — visible in the review pane.</w:t>
+      </w:r>
+    </w:p>
+  </w:comment>
+</w:comments>
 </file>
 
 <file path=word/footer1.xml><?xml version="1.0" encoding="utf-8"?>
@@ -196,5 +283,17 @@
       <w:sz w:val="26"/>
     </w:rPr>
   </w:style>
+  <w:style w:type="paragraph" w:styleId="Callout" w:customStyle="true">
+    <w:name w:val="Callout"/>
+    <w:pPr>
+      <w:spacing w:before="120" w:after="120"/>
+      <w:jc w:val="center"/>
+    </w:pPr>
+    <w:rPr>
+      <w:b w:val="true"/>
+      <w:color w:val="1F4E79"/>
+      <w:sz w:val="24"/>
+    </w:rPr>
+  </w:style>
 </w:styles>
 </file>
--- a/fixtures/manual-check/word-sample.docx
+++ b/fixtures/manual-check/word-sample.docx
@@ -7,23 +7,28 @@
         <w:pStyle w:val="Heading1"/>
       </w:pPr>
       <w:commentRangeStart w:id="1"/>
+      <w:commentRangeStart w:id="2"/>
       <w:r>
         <w:t>AIOffice Manual Check</w:t>
       </w:r>
       <w:commentRangeEnd w:id="1"/>
+      <w:commentRangeEnd w:id="2"/>
       <w:r>
         <w:commentReference w:id="1"/>
       </w:r>
-    </w:p>
-    <w:p>
-      <w:del w:author="Reviewer" w:date="2026-06-12T09:40:34Z" w:id="1">
+      <w:r>
+        <w:commentReference w:id="2"/>
+      </w:r>
+    </w:p>
+    <w:p>
+      <w:del w:author="Reviewer" w:date="2026-06-12T12:10:07Z" w:id="1">
         <w:r>
           <w:delText>Open this file in Word: heading, formatting and table below must look right.</w:delText>
         </w:r>
       </w:del>
-      <w:ins w:author="Reviewer" w:date="2026-06-12T09:40:34Z" w:id="2">
+      <w:ins w:author="Reviewer" w:date="2026-06-12T12:10:07Z" w:id="2">
         <w:r>
-          <w:t>Open this file in Word: heading, formatting, table, styles, image, comment and ONE PENDING tracked change must look right.</w:t>
+          <w:t>Open this file in Word: heading, formatting, table, styles, image, comment + threaded reply, numbered/bulleted lists, links, footnote, landscape A4 pages and ONE PENDING tracked change must look right.</w:t>
         </w:r>
       </w:ins>
     </w:p>
@@ -181,7 +186,7 @@
                     <pic:cNvPicPr/>
                   </pic:nvPicPr>
                   <pic:blipFill>
-                    <a:blip r:embed="Rec044de521c141be"/>
+                    <a:blip r:embed="R8bea3cd62da54cb1"/>
                     <a:stretch>
                       <a:fillRect/>
                     </a:stretch>
@@ -202,24 +207,128 @@
         </w:drawing>
       </w:r>
     </w:p>
+    <w:p>
+      <w:pPr>
+        <w:pStyle w:val="Heading2"/>
+      </w:pPr>
+      <w:bookmarkStart w:name="Lists" w:id="1"/>
+      <w:r>
+        <w:t>Lists (M3)</w:t>
+      </w:r>
+      <w:bookmarkEnd w:id="1"/>
+    </w:p>
+    <w:p>
+      <w:pPr>
+        <w:numPr>
+          <w:ilvl w:val="0"/>
+          <w:numId w:val="1"/>
+        </w:numPr>
+      </w:pPr>
+      <w:r>
+        <w:t>First step</w:t>
+      </w:r>
+    </w:p>
+    <w:p>
+      <w:pPr>
+        <w:numPr>
+          <w:ilvl w:val="1"/>
+          <w:numId w:val="1"/>
+        </w:numPr>
+      </w:pPr>
+      <w:r>
+        <w:t>Nested detail</w:t>
+      </w:r>
+    </w:p>
+    <w:p>
+      <w:pPr>
+        <w:numPr>
+          <w:ilvl w:val="0"/>
+          <w:numId w:val="1"/>
+        </w:numPr>
+      </w:pPr>
+      <w:r>
+        <w:t>Second step</w:t>
+      </w:r>
+    </w:p>
+    <w:p>
+      <w:pPr>
+        <w:numPr>
+          <w:ilvl w:val="0"/>
+          <w:numId w:val="2"/>
+        </w:numPr>
+      </w:pPr>
+      <w:r>
+        <w:t>An unordered point</w:t>
+      </w:r>
+    </w:p>
+    <w:p>
+      <w:pPr>
+        <w:pStyle w:val="Heading2"/>
+      </w:pPr>
+      <w:r>
+        <w:t>Links, bookmark, footnote (M3)</w:t>
+      </w:r>
+    </w:p>
+    <w:p>
+      <w:r>
+        <w:t xml:space="preserve">This sentence carries two links and a footnote: </w:t>
+      </w:r>
+      <w:hyperlink r:id="R4cc5a15fdd4546ea">
+        <w:r>
+          <w:rPr>
+            <w:rStyle w:val="Hyperlink"/>
+          </w:rPr>
+          <w:t>external site</w:t>
+        </w:r>
+      </w:hyperlink>
+      <w:hyperlink w:anchor="Lists">
+        <w:r>
+          <w:rPr>
+            <w:rStyle w:val="Hyperlink"/>
+          </w:rPr>
+          <w:t xml:space="preserve"> / jump to Lists</w:t>
+        </w:r>
+      </w:hyperlink>
+      <w:r>
+        <w:rPr>
+          <w:vertAlign w:val="superscript"/>
+        </w:rPr>
+        <w:footnoteReference w:id="1"/>
+      </w:r>
+    </w:p>
     <w:sectPr>
-      <w:footerReference w:type="default" r:id="R73a34e685a554ac7"/>
-      <w:headerReference w:type="default" r:id="Rdcb57a5d9ae74b32"/>
+      <w:footerReference w:type="default" r:id="R00504a7a2cfe4636"/>
+      <w:headerReference w:type="default" r:id="R3a1cda865cc241e9"/>
+      <w:pgSz w:w="16838" w:h="11906" w:orient="landscape"/>
+      <w:pgMar w:top="1134" w:right="1440" w:bottom="1134" w:left="1440" w:header="720" w:footer="720" w:gutter="0"/>
     </w:sectPr>
   </w:body>
 </w:document>
 </file>
 
 <file path=word/comments.xml><?xml version="1.0" encoding="utf-8"?>
-<w:comments xmlns:w="http://schemas.openxmlformats.org/wordprocessingml/2006/main">
-  <w:comment w:author="Reviewer" w:date="2026-06-12T09:40:34.91213Z" w:id="1">
+<w:comments xmlns:w="http://schemas.openxmlformats.org/wordprocessingml/2006/main" xmlns:w14="http://schemas.microsoft.com/office/word/2010/wordml" xmlns:mc="http://schemas.openxmlformats.org/markup-compatibility/2006" mc:Ignorable="w14">
+  <w:comment w:author="Reviewer" w:date="2026-06-12T12:10:07.237381Z" w:id="1">
     <w:p>
       <w:r>
         <w:t>Comment written by aioffice — visible in the review pane.</w:t>
+      </w:r>
+    </w:p>
+  </w:comment>
+  <w:comment w:author="Author" w:date="2026-06-12T12:10:07.323267Z" w:id="2">
+    <w:p>
+      <w:r>
+        <w:t>Reply written by aioffice — must thread under the first comment.</w:t>
       </w:r>
     </w:p>
   </w:comment>
 </w:comments>
+</file>
+
+<file path=word/commentsExtended.xml><?xml version="1.0" encoding="utf-8"?>
+<w15:commentsEx xmlns:w15="http://schemas.microsoft.com/office/word/2012/wordml">
+  <w15:commentEx w15:paraId="10000002" w15:paraIdParent="10000001" w15:done="false"/>
+</w15:commentsEx>
 </file>
 
 <file path=word/footer1.xml><?xml version="1.0" encoding="utf-8"?>
@@ -230,6 +339,38 @@
     </w:r>
   </w:p>
 </w:ftr>
+</file>
+
+<file path=word/footnotes.xml><?xml version="1.0" encoding="utf-8"?>
+<w:footnotes xmlns:w="http://schemas.openxmlformats.org/wordprocessingml/2006/main">
+  <w:footnote w:type="separator" w:id="-1">
+    <w:p>
+      <w:r>
+        <w:separator/>
+      </w:r>
+    </w:p>
+  </w:footnote>
+  <w:footnote w:type="continuationSeparator" w:id="0">
+    <w:p>
+      <w:r>
+        <w:continuationSeparator/>
+      </w:r>
+    </w:p>
+  </w:footnote>
+  <w:footnote w:id="1">
+    <w:p>
+      <w:r>
+        <w:rPr>
+          <w:vertAlign w:val="superscript"/>
+        </w:rPr>
+        <w:footnoteRef/>
+      </w:r>
+      <w:r>
+        <w:t xml:space="preserve"> Footnote written by aioffice — must appear at the page bottom.</w:t>
+      </w:r>
+    </w:p>
+  </w:footnote>
+</w:footnotes>
 </file>
 
 <file path=word/header1.xml><?xml version="1.0" encoding="utf-8"?>
@@ -243,6 +384,212 @@
     </w:r>
   </w:p>
 </w:hdr>
+</file>
+
+<file path=word/numbering.xml><?xml version="1.0" encoding="utf-8"?>
+<w:numbering xmlns:w="http://schemas.openxmlformats.org/wordprocessingml/2006/main">
+  <w:abstractNum w:abstractNumId="0">
+    <w:multiLevelType w:val="hybridMultilevel"/>
+    <w:lvl w:ilvl="0">
+      <w:start w:val="1"/>
+      <w:numFmt w:val="decimal"/>
+      <w:lvlText w:val="%1."/>
+      <w:lvlJc w:val="left"/>
+      <w:pPr>
+        <w:ind w:left="720" w:hanging="360"/>
+      </w:pPr>
+    </w:lvl>
+    <w:lvl w:ilvl="1">
+      <w:start w:val="1"/>
+      <w:numFmt w:val="decimal"/>
+      <w:lvlText w:val="%2."/>
+      <w:lvlJc w:val="left"/>
+      <w:pPr>
+        <w:ind w:left="1440" w:hanging="360"/>
+      </w:pPr>
+    </w:lvl>
+    <w:lvl w:ilvl="2">
+      <w:start w:val="1"/>
+      <w:numFmt w:val="decimal"/>
+      <w:lvlText w:val="%3."/>
+      <w:lvlJc w:val="left"/>
+      <w:pPr>
+        <w:ind w:left="2160" w:hanging="360"/>
+      </w:pPr>
+    </w:lvl>
+    <w:lvl w:ilvl="3">
+      <w:start w:val="1"/>
+      <w:numFmt w:val="decimal"/>
+      <w:lvlText w:val="%4."/>
+      <w:lvlJc w:val="left"/>
+      <w:pPr>
+        <w:ind w:left="2880" w:hanging="360"/>
+      </w:pPr>
+    </w:lvl>
+    <w:lvl w:ilvl="4">
+      <w:start w:val="1"/>
+      <w:numFmt w:val="decimal"/>
+      <w:lvlText w:val="%5."/>
+      <w:lvlJc w:val="left"/>
+      <w:pPr>
+        <w:ind w:left="3600" w:hanging="360"/>
+      </w:pPr>
+    </w:lvl>
+    <w:lvl w:ilvl="5">
+      <w:start w:val="1"/>
+      <w:numFmt w:val="decimal"/>
+      <w:lvlText w:val="%6."/>
+      <w:lvlJc w:val="left"/>
+      <w:pPr>
+        <w:ind w:left="4320" w:hanging="360"/>
+      </w:pPr>
+    </w:lvl>
+    <w:lvl w:ilvl="6">
+      <w:start w:val="1"/>
+      <w:numFmt w:val="decimal"/>
+      <w:lvlText w:val="%7."/>
+      <w:lvlJc w:val="left"/>
+      <w:pPr>
+        <w:ind w:left="5040" w:hanging="360"/>
+      </w:pPr>
+    </w:lvl>
+    <w:lvl w:ilvl="7">
+      <w:start w:val="1"/>
+      <w:numFmt w:val="decimal"/>
+      <w:lvlText w:val="%8."/>
+      <w:lvlJc w:val="left"/>
+      <w:pPr>
+        <w:ind w:left="5760" w:hanging="360"/>
+      </w:pPr>
+    </w:lvl>
+    <w:lvl w:ilvl="8">
+      <w:start w:val="1"/>
+      <w:numFmt w:val="decimal"/>
+      <w:lvlText w:val="%9."/>
+      <w:lvlJc w:val="left"/>
+      <w:pPr>
+        <w:ind w:left="6480" w:hanging="360"/>
+      </w:pPr>
+    </w:lvl>
+  </w:abstractNum>
+  <w:abstractNum w:abstractNumId="1">
+    <w:multiLevelType w:val="hybridMultilevel"/>
+    <w:lvl w:ilvl="0">
+      <w:start w:val="1"/>
+      <w:numFmt w:val="bullet"/>
+      <w:lvlText w:val="•"/>
+      <w:lvlJc w:val="left"/>
+      <w:pPr>
+        <w:ind w:left="720" w:hanging="360"/>
+      </w:pPr>
+    </w:lvl>
+    <w:lvl w:ilvl="1">
+      <w:start w:val="1"/>
+      <w:numFmt w:val="bullet"/>
+      <w:lvlText w:val="•"/>
+      <w:lvlJc w:val="left"/>
+      <w:pPr>
+        <w:ind w:left="1440" w:hanging="360"/>
+      </w:pPr>
+    </w:lvl>
+    <w:lvl w:ilvl="2">
+      <w:start w:val="1"/>
+      <w:numFmt w:val="bullet"/>
+      <w:lvlText w:val="•"/>
+      <w:lvlJc w:val="left"/>
+      <w:pPr>
+        <w:ind w:left="2160" w:hanging="360"/>
+      </w:pPr>
+    </w:lvl>
+    <w:lvl w:ilvl="3">
+      <w:start w:val="1"/>
+      <w:numFmt w:val="bullet"/>
+      <w:lvlText w:val="•"/>
+      <w:lvlJc w:val="left"/>
+      <w:pPr>
+        <w:ind w:left="2880" w:hanging="360"/>
+      </w:pPr>
+    </w:lvl>
+    <w:lvl w:ilvl="4">
+      <w:start w:val="1"/>
+      <w:numFmt w:val="bullet"/>
+      <w:lvlText w:val="•"/>
+      <w:lvlJc w:val="left"/>
+      <w:pPr>
+        <w:ind w:left="3600" w:hanging="360"/>
+      </w:pPr>
+    </w:lvl>
+    <w:lvl w:ilvl="5">
+      <w:start w:val="1"/>
+      <w:numFmt w:val="bullet"/>
+      <w:lvlText w:val="•"/>
+      <w:lvlJc w:val="left"/>
+      <w:pPr>
+        <w:ind w:left="4320" w:hanging="360"/>
+      </w:pPr>
+    </w:lvl>
+    <w:lvl w:ilvl="6">
+      <w:start w:val="1"/>
+      <w:numFmt w:val="bullet"/>
+      <w:lvlText w:val="•"/>
+      <w:lvlJc w:val="left"/>
+      <w:pPr>
+        <w:ind w:left="5040" w:hanging="360"/>
+      </w:pPr>
+    </w:lvl>
+    <w:lvl w:ilvl="7">
+      <w:start w:val="1"/>
+      <w:numFmt w:val="bullet"/>
+      <w:lvlText w:val="•"/>
+      <w:lvlJc w:val="left"/>
+      <w:pPr>
+        <w:ind w:left="5760" w:hanging="360"/>
+      </w:pPr>
+    </w:lvl>
+    <w:lvl w:ilvl="8">
+      <w:start w:val="1"/>
+      <w:numFmt w:val="bullet"/>
+      <w:lvlText w:val="•"/>
+      <w:lvlJc w:val="left"/>
+      <w:pPr>
+        <w:ind w:left="6480" w:hanging="360"/>
+      </w:pPr>
+    </w:lvl>
+  </w:abstractNum>
+  <w:num w:numId="1">
+    <w:abstractNumId w:val="0"/>
+    <w:lvlOverride w:ilvl="0">
+      <w:startOverride w:val="1"/>
+    </w:lvlOverride>
+    <w:lvlOverride w:ilvl="1">
+      <w:startOverride w:val="1"/>
+    </w:lvlOverride>
+    <w:lvlOverride w:ilvl="2">
+      <w:startOverride w:val="1"/>
+    </w:lvlOverride>
+    <w:lvlOverride w:ilvl="3">
+      <w:startOverride w:val="1"/>
+    </w:lvlOverride>
+    <w:lvlOverride w:ilvl="4">
+      <w:startOverride w:val="1"/>
+    </w:lvlOverride>
+    <w:lvlOverride w:ilvl="5">
+      <w:startOverride w:val="1"/>
+    </w:lvlOverride>
+    <w:lvlOverride w:ilvl="6">
+      <w:startOverride w:val="1"/>
+    </w:lvlOverride>
+    <w:lvlOverride w:ilvl="7">
+      <w:startOverride w:val="1"/>
+    </w:lvlOverride>
+    <w:lvlOverride w:ilvl="8">
+      <w:startOverride w:val="1"/>
+    </w:lvlOverride>
+  </w:num>
+  <w:num w:numId="2">
+    <w:abstractNumId w:val="1"/>
+  </w:num>
+</w:numbering>
 </file>
 
 <file path=word/styles.xml><?xml version="1.0" encoding="utf-8"?>
@@ -295,5 +642,12 @@
       <w:sz w:val="24"/>
     </w:rPr>
   </w:style>
+  <w:style w:type="character" w:styleId="Hyperlink">
+    <w:name w:val="Hyperlink"/>
+    <w:rPr>
+      <w:color w:val="0563C1"/>
+      <w:u w:val="single"/>
+    </w:rPr>
+  </w:style>
 </w:styles>
 </file>
--- a/fixtures/manual-check/word-sample.docx
+++ b/fixtures/manual-check/word-sample.docx
@@ -21,12 +21,12 @@
       </w:r>
     </w:p>
     <w:p>
-      <w:del w:author="Reviewer" w:date="2026-06-12T12:10:07Z" w:id="1">
+      <w:del w:author="Reviewer" w:date="2026-06-12T14:17:08Z" w:id="1">
         <w:r>
           <w:delText>Open this file in Word: heading, formatting and table below must look right.</w:delText>
         </w:r>
       </w:del>
-      <w:ins w:author="Reviewer" w:date="2026-06-12T12:10:07Z" w:id="2">
+      <w:ins w:author="Reviewer" w:date="2026-06-12T14:17:08Z" w:id="2">
         <w:r>
           <w:t>Open this file in Word: heading, formatting, table, styles, image, comment + threaded reply, numbered/bulleted lists, links, footnote, landscape A4 pages and ONE PENDING tracked change must look right.</w:t>
         </w:r>
@@ -186,7 +186,7 @@
                     <pic:cNvPicPr/>
                   </pic:nvPicPr>
                   <pic:blipFill>
-                    <a:blip r:embed="R8bea3cd62da54cb1"/>
+                    <a:blip r:embed="R2655bd1681444fdf"/>
                     <a:stretch>
                       <a:fillRect/>
                     </a:stretch>
@@ -273,7 +273,7 @@
       <w:r>
         <w:t xml:space="preserve">This sentence carries two links and a footnote: </w:t>
       </w:r>
-      <w:hyperlink r:id="R4cc5a15fdd4546ea">
+      <w:hyperlink r:id="R2e28ddf183ba4a58">
         <w:r>
           <w:rPr>
             <w:rStyle w:val="Hyperlink"/>
@@ -297,8 +297,8 @@
       </w:r>
     </w:p>
     <w:sectPr>
-      <w:footerReference w:type="default" r:id="R00504a7a2cfe4636"/>
-      <w:headerReference w:type="default" r:id="R3a1cda865cc241e9"/>
+      <w:footerReference w:type="default" r:id="R556261e8b90c4f29"/>
+      <w:headerReference w:type="default" r:id="R191ea38691fb48c8"/>
       <w:pgSz w:w="16838" w:h="11906" w:orient="landscape"/>
       <w:pgMar w:top="1134" w:right="1440" w:bottom="1134" w:left="1440" w:header="720" w:footer="720" w:gutter="0"/>
     </w:sectPr>
@@ -308,14 +308,14 @@
 
 <file path=word/comments.xml><?xml version="1.0" encoding="utf-8"?>
 <w:comments xmlns:w="http://schemas.openxmlformats.org/wordprocessingml/2006/main" xmlns:w14="http://schemas.microsoft.com/office/word/2010/wordml" xmlns:mc="http://schemas.openxmlformats.org/markup-compatibility/2006" mc:Ignorable="w14">
-  <w:comment w:author="Reviewer" w:date="2026-06-12T12:10:07.237381Z" w:id="1">
+  <w:comment w:author="Reviewer" w:date="2026-06-12T14:17:08.024297Z" w:id="1">
     <w:p>
       <w:r>
         <w:t>Comment written by aioffice — visible in the review pane.</w:t>
       </w:r>
     </w:p>
   </w:comment>
-  <w:comment w:author="Author" w:date="2026-06-12T12:10:07.323267Z" w:id="2">
+  <w:comment w:author="Author" w:date="2026-06-12T14:17:08.059195Z" w:id="2">
     <w:p>
       <w:r>
         <w:t>Reply written by aioffice — must thread under the first comment.</w:t>

--- a/fixtures/manual-check/word-sample.docx
+++ b/fixtures/manual-check/word-sample.docx
@@ -21,12 +21,12 @@
       </w:r>
     </w:p>
     <w:p>
-      <w:del w:author="Reviewer" w:date="2026-06-12T14:17:08Z" w:id="1">
+      <w:del w:author="Reviewer" w:date="2026-06-12T15:54:04Z" w:id="1">
         <w:r>
           <w:delText>Open this file in Word: heading, formatting and table below must look right.</w:delText>
         </w:r>
       </w:del>
-      <w:ins w:author="Reviewer" w:date="2026-06-12T14:17:08Z" w:id="2">
+      <w:ins w:author="Reviewer" w:date="2026-06-12T15:54:04Z" w:id="2">
         <w:r>
           <w:t>Open this file in Word: heading, formatting, table, styles, image, comment + threaded reply, numbered/bulleted lists, links, footnote, landscape A4 pages and ONE PENDING tracked change must look right.</w:t>
         </w:r>
@@ -186,7 +186,7 @@
                     <pic:cNvPicPr/>
                   </pic:nvPicPr>
                   <pic:blipFill>
-                    <a:blip r:embed="R2655bd1681444fdf"/>
+                    <a:blip r:embed="Rb75a4c0f18784cc0"/>
                     <a:stretch>
                       <a:fillRect/>
                     </a:stretch>
@@ -273,7 +273,7 @@
       <w:r>
         <w:t xml:space="preserve">This sentence carries two links and a footnote: </w:t>
       </w:r>
-      <w:hyperlink r:id="R2e28ddf183ba4a58">
+      <w:hyperlink r:id="R62235d0988cb48d4">
         <w:r>
           <w:rPr>
             <w:rStyle w:val="Hyperlink"/>
@@ -297,8 +297,8 @@
       </w:r>
     </w:p>
     <w:sectPr>
-      <w:footerReference w:type="default" r:id="R556261e8b90c4f29"/>
-      <w:headerReference w:type="default" r:id="R191ea38691fb48c8"/>
+      <w:footerReference w:type="default" r:id="Rb990ad469f8741aa"/>
+      <w:headerReference w:type="default" r:id="R2b465b07896d4ae3"/>
       <w:pgSz w:w="16838" w:h="11906" w:orient="landscape"/>
       <w:pgMar w:top="1134" w:right="1440" w:bottom="1134" w:left="1440" w:header="720" w:footer="720" w:gutter="0"/>
     </w:sectPr>
@@ -308,14 +308,14 @@
 
 <file path=word/comments.xml><?xml version="1.0" encoding="utf-8"?>
 <w:comments xmlns:w="http://schemas.openxmlformats.org/wordprocessingml/2006/main" xmlns:w14="http://schemas.microsoft.com/office/word/2010/wordml" xmlns:mc="http://schemas.openxmlformats.org/markup-compatibility/2006" mc:Ignorable="w14">
-  <w:comment w:author="Reviewer" w:date="2026-06-12T14:17:08.024297Z" w:id="1">
+  <w:comment w:author="Reviewer" w:date="2026-06-12T15:54:04.558599Z" w:id="1">
     <w:p>
       <w:r>
         <w:t>Comment written by aioffice — visible in the review pane.</w:t>
       </w:r>
     </w:p>
   </w:comment>
-  <w:comment w:author="Author" w:date="2026-06-12T14:17:08.059195Z" w:id="2">
+  <w:comment w:author="Author" w:date="2026-06-12T15:54:04.567796Z" w:id="2">
     <w:p>
       <w:r>
         <w:t>Reply written by aioffice — must thread under the first comment.</w:t>

--- a/fixtures/manual-check/word-sample.docx
+++ b/fixtures/manual-check/word-sample.docx
@@ -21,12 +21,12 @@
       </w:r>
     </w:p>
     <w:p>
-      <w:del w:author="Reviewer" w:date="2026-06-12T15:54:04Z" w:id="1">
+      <w:del w:author="Reviewer" w:date="2026-06-13T03:59:51Z" w:id="1">
         <w:r>
           <w:delText>Open this file in Word: heading, formatting and table below must look right.</w:delText>
         </w:r>
       </w:del>
-      <w:ins w:author="Reviewer" w:date="2026-06-12T15:54:04Z" w:id="2">
+      <w:ins w:author="Reviewer" w:date="2026-06-13T03:59:51Z" w:id="2">
         <w:r>
           <w:t>Open this file in Word: heading, formatting, table, styles, image, comment + threaded reply, numbered/bulleted lists, links, footnote, landscape A4 pages and ONE PENDING tracked change must look right.</w:t>
         </w:r>
@@ -186,7 +186,7 @@
                     <pic:cNvPicPr/>
                   </pic:nvPicPr>
                   <pic:blipFill>
-                    <a:blip r:embed="Rb75a4c0f18784cc0"/>
+                    <a:blip r:embed="Re02926bd400046be"/>
                     <a:stretch>
                       <a:fillRect/>
                     </a:stretch>
@@ -273,7 +273,7 @@
       <w:r>
         <w:t xml:space="preserve">This sentence carries two links and a footnote: </w:t>
       </w:r>
-      <w:hyperlink r:id="R62235d0988cb48d4">
+      <w:hyperlink r:id="R50f2574d97ef4510">
         <w:r>
           <w:rPr>
             <w:rStyle w:val="Hyperlink"/>
@@ -297,8 +297,8 @@
       </w:r>
     </w:p>
     <w:sectPr>
-      <w:footerReference w:type="default" r:id="Rb990ad469f8741aa"/>
-      <w:headerReference w:type="default" r:id="R2b465b07896d4ae3"/>
+      <w:footerReference w:type="default" r:id="R6c55506855b1450c"/>
+      <w:headerReference w:type="default" r:id="Rb1b69f88e89f4285"/>
       <w:pgSz w:w="16838" w:h="11906" w:orient="landscape"/>
       <w:pgMar w:top="1134" w:right="1440" w:bottom="1134" w:left="1440" w:header="720" w:footer="720" w:gutter="0"/>
     </w:sectPr>
@@ -308,14 +308,14 @@
 
 <file path=word/comments.xml><?xml version="1.0" encoding="utf-8"?>
 <w:comments xmlns:w="http://schemas.openxmlformats.org/wordprocessingml/2006/main" xmlns:w14="http://schemas.microsoft.com/office/word/2010/wordml" xmlns:mc="http://schemas.openxmlformats.org/markup-compatibility/2006" mc:Ignorable="w14">
-  <w:comment w:author="Reviewer" w:date="2026-06-12T15:54:04.558599Z" w:id="1">
+  <w:comment w:author="Reviewer" w:date="2026-06-13T03:59:51.270908Z" w:id="1">
     <w:p>
       <w:r>
         <w:t>Comment written by aioffice — visible in the review pane.</w:t>
       </w:r>
     </w:p>
   </w:comment>
-  <w:comment w:author="Author" w:date="2026-06-12T15:54:04.567796Z" w:id="2">
+  <w:comment w:author="Author" w:date="2026-06-13T03:59:51.406915Z" w:id="2">
     <w:p>
       <w:r>
         <w:t>Reply written by aioffice — must thread under the first comment.</w:t>

--- a/fixtures/manual-check/word-sample.docx
+++ b/fixtures/manual-check/word-sample.docx
@@ -21,12 +21,12 @@
       </w:r>
     </w:p>
     <w:p>
-      <w:del w:author="Reviewer" w:date="2026-06-13T03:59:51Z" w:id="1">
+      <w:del w:author="Reviewer" w:date="2026-06-13T05:09:09Z" w:id="1">
         <w:r>
           <w:delText>Open this file in Word: heading, formatting and table below must look right.</w:delText>
         </w:r>
       </w:del>
-      <w:ins w:author="Reviewer" w:date="2026-06-13T03:59:51Z" w:id="2">
+      <w:ins w:author="Reviewer" w:date="2026-06-13T05:09:09Z" w:id="2">
         <w:r>
           <w:t>Open this file in Word: heading, formatting, table, styles, image, comment + threaded reply, numbered/bulleted lists, links, footnote, landscape A4 pages and ONE PENDING tracked change must look right.</w:t>
         </w:r>
@@ -174,7 +174,7 @@
           <wp:inline xmlns:wp="http://schemas.openxmlformats.org/drawingml/2006/wordprocessingDrawing" distT="0" distB="0" distL="0" distR="0">
             <wp:extent cx="1440000" cy="480000"/>
             <wp:effectExtent l="0" t="0" r="0" b="0"/>
-            <wp:docPr id="1" name="manual-check-logo.png"/>
+            <wp:docPr id="1" name="manual-check-logo.png" descr=""/>
             <wp:cNvGraphicFramePr>
               <a:graphicFrameLocks xmlns:a="http://schemas.openxmlformats.org/drawingml/2006/main" noChangeAspect="1"/>
             </wp:cNvGraphicFramePr>
@@ -186,7 +186,7 @@
                     <pic:cNvPicPr/>
                   </pic:nvPicPr>
                   <pic:blipFill>
-                    <a:blip r:embed="Re02926bd400046be"/>
+                    <a:blip r:embed="Rd47a8c89fc0b42a5"/>
                     <a:stretch>
                       <a:fillRect/>
                     </a:stretch>
@@ -273,7 +273,7 @@
       <w:r>
         <w:t xml:space="preserve">This sentence carries two links and a footnote: </w:t>
       </w:r>
-      <w:hyperlink r:id="R50f2574d97ef4510">
+      <w:hyperlink r:id="Rfd80e706081b49a9">
         <w:r>
           <w:rPr>
             <w:rStyle w:val="Hyperlink"/>
@@ -297,8 +297,8 @@
       </w:r>
     </w:p>
     <w:sectPr>
-      <w:footerReference w:type="default" r:id="R6c55506855b1450c"/>
-      <w:headerReference w:type="default" r:id="Rb1b69f88e89f4285"/>
+      <w:footerReference w:type="default" r:id="R5c3e82c8fa034842"/>
+      <w:headerReference w:type="default" r:id="Ra915560ba69747f4"/>
       <w:pgSz w:w="16838" w:h="11906" w:orient="landscape"/>
       <w:pgMar w:top="1134" w:right="1440" w:bottom="1134" w:left="1440" w:header="720" w:footer="720" w:gutter="0"/>
     </w:sectPr>
@@ -308,14 +308,14 @@
 
 <file path=word/comments.xml><?xml version="1.0" encoding="utf-8"?>
 <w:comments xmlns:w="http://schemas.openxmlformats.org/wordprocessingml/2006/main" xmlns:w14="http://schemas.microsoft.com/office/word/2010/wordml" xmlns:mc="http://schemas.openxmlformats.org/markup-compatibility/2006" mc:Ignorable="w14">
-  <w:comment w:author="Reviewer" w:date="2026-06-13T03:59:51.270908Z" w:id="1">
+  <w:comment w:author="Reviewer" w:date="2026-06-13T05:09:09.471865Z" w:id="1">
     <w:p>
       <w:r>
         <w:t>Comment written by aioffice — visible in the review pane.</w:t>
       </w:r>
     </w:p>
   </w:comment>
-  <w:comment w:author="Author" w:date="2026-06-13T03:59:51.406915Z" w:id="2">
+  <w:comment w:author="Author" w:date="2026-06-13T05:09:09.498867Z" w:id="2">
     <w:p>
       <w:r>
         <w:t>Reply written by aioffice — must thread under the first comment.</w:t>

--- a/fixtures/manual-check/word-sample.docx
+++ b/fixtures/manual-check/word-sample.docx
@@ -21,12 +21,12 @@
       </w:r>
     </w:p>
     <w:p>
-      <w:del w:author="Reviewer" w:date="2026-06-13T05:09:09Z" w:id="1">
+      <w:del w:author="Reviewer" w:date="2026-06-13T09:12:45Z" w:id="1">
         <w:r>
           <w:delText>Open this file in Word: heading, formatting and table below must look right.</w:delText>
         </w:r>
       </w:del>
-      <w:ins w:author="Reviewer" w:date="2026-06-13T05:09:09Z" w:id="2">
+      <w:ins w:author="Reviewer" w:date="2026-06-13T09:12:45Z" w:id="2">
         <w:r>
           <w:t>Open this file in Word: heading, formatting, table, styles, image, comment + threaded reply, numbered/bulleted lists, links, footnote, landscape A4 pages and ONE PENDING tracked change must look right.</w:t>
         </w:r>
@@ -186,7 +186,7 @@
                     <pic:cNvPicPr/>
                   </pic:nvPicPr>
                   <pic:blipFill>
-                    <a:blip r:embed="Rd47a8c89fc0b42a5"/>
+                    <a:blip r:embed="R0dc1106cc77a4d15"/>
                     <a:stretch>
                       <a:fillRect/>
                     </a:stretch>
@@ -273,7 +273,7 @@
       <w:r>
         <w:t xml:space="preserve">This sentence carries two links and a footnote: </w:t>
       </w:r>
-      <w:hyperlink r:id="Rfd80e706081b49a9">
+      <w:hyperlink r:id="R758cb172ebf44e45">
         <w:r>
           <w:rPr>
             <w:rStyle w:val="Hyperlink"/>
@@ -297,8 +297,8 @@
       </w:r>
     </w:p>
     <w:sectPr>
-      <w:footerReference w:type="default" r:id="R5c3e82c8fa034842"/>
-      <w:headerReference w:type="default" r:id="Ra915560ba69747f4"/>
+      <w:footerReference w:type="default" r:id="R3a5f147fbb764c3a"/>
+      <w:headerReference w:type="default" r:id="R9278a5fa15ef42b3"/>
       <w:pgSz w:w="16838" w:h="11906" w:orient="landscape"/>
       <w:pgMar w:top="1134" w:right="1440" w:bottom="1134" w:left="1440" w:header="720" w:footer="720" w:gutter="0"/>
     </w:sectPr>
@@ -308,14 +308,14 @@
 
 <file path=word/comments.xml><?xml version="1.0" encoding="utf-8"?>
 <w:comments xmlns:w="http://schemas.openxmlformats.org/wordprocessingml/2006/main" xmlns:w14="http://schemas.microsoft.com/office/word/2010/wordml" xmlns:mc="http://schemas.openxmlformats.org/markup-compatibility/2006" mc:Ignorable="w14">
-  <w:comment w:author="Reviewer" w:date="2026-06-13T05:09:09.471865Z" w:id="1">
+  <w:comment w:author="Reviewer" w:date="2026-06-13T09:12:45.562158Z" w:id="1">
     <w:p>
       <w:r>
         <w:t>Comment written by aioffice — visible in the review pane.</w:t>
       </w:r>
     </w:p>
   </w:comment>
-  <w:comment w:author="Author" w:date="2026-06-13T05:09:09.498867Z" w:id="2">
+  <w:comment w:author="Author" w:date="2026-06-13T09:12:45.75507Z" w:id="2">
     <w:p>
       <w:r>
         <w:t>Reply written by aioffice — must thread under the first comment.</w:t>

--- a/fixtures/manual-check/word-sample.docx
+++ b/fixtures/manual-check/word-sample.docx
@@ -21,12 +21,12 @@
       </w:r>
     </w:p>
     <w:p>
-      <w:del w:author="Reviewer" w:date="2026-06-13T09:12:45Z" w:id="1">
+      <w:del w:author="Reviewer" w:date="2026-06-13T11:13:27Z" w:id="1">
         <w:r>
           <w:delText>Open this file in Word: heading, formatting and table below must look right.</w:delText>
         </w:r>
       </w:del>
-      <w:ins w:author="Reviewer" w:date="2026-06-13T09:12:45Z" w:id="2">
+      <w:ins w:author="Reviewer" w:date="2026-06-13T11:13:27Z" w:id="2">
         <w:r>
           <w:t>Open this file in Word: heading, formatting, table, styles, image, comment + threaded reply, numbered/bulleted lists, links, footnote, landscape A4 pages and ONE PENDING tracked change must look right.</w:t>
         </w:r>
@@ -186,7 +186,7 @@
                     <pic:cNvPicPr/>
                   </pic:nvPicPr>
                   <pic:blipFill>
-                    <a:blip r:embed="R0dc1106cc77a4d15"/>
+                    <a:blip r:embed="Ra4646ae525274cac"/>
                     <a:stretch>
                       <a:fillRect/>
                     </a:stretch>
@@ -273,7 +273,7 @@
       <w:r>
         <w:t xml:space="preserve">This sentence carries two links and a footnote: </w:t>
       </w:r>
-      <w:hyperlink r:id="R758cb172ebf44e45">
+      <w:hyperlink r:id="R9f79adf04ab94cc2">
         <w:r>
           <w:rPr>
             <w:rStyle w:val="Hyperlink"/>
@@ -297,8 +297,8 @@
       </w:r>
     </w:p>
     <w:sectPr>
-      <w:footerReference w:type="default" r:id="R3a5f147fbb764c3a"/>
-      <w:headerReference w:type="default" r:id="R9278a5fa15ef42b3"/>
+      <w:footerReference w:type="default" r:id="R8a630320445a488d"/>
+      <w:headerReference w:type="default" r:id="Rffa238c389e04768"/>
       <w:pgSz w:w="16838" w:h="11906" w:orient="landscape"/>
       <w:pgMar w:top="1134" w:right="1440" w:bottom="1134" w:left="1440" w:header="720" w:footer="720" w:gutter="0"/>
     </w:sectPr>
@@ -308,14 +308,14 @@
 
 <file path=word/comments.xml><?xml version="1.0" encoding="utf-8"?>
 <w:comments xmlns:w="http://schemas.openxmlformats.org/wordprocessingml/2006/main" xmlns:w14="http://schemas.microsoft.com/office/word/2010/wordml" xmlns:mc="http://schemas.openxmlformats.org/markup-compatibility/2006" mc:Ignorable="w14">
-  <w:comment w:author="Reviewer" w:date="2026-06-13T09:12:45.562158Z" w:id="1">
+  <w:comment w:author="Reviewer" w:date="2026-06-13T11:13:27.911203Z" w:id="1">
     <w:p>
       <w:r>
         <w:t>Comment written by aioffice — visible in the review pane.</w:t>
       </w:r>
     </w:p>
   </w:comment>
-  <w:comment w:author="Author" w:date="2026-06-13T09:12:45.75507Z" w:id="2">
+  <w:comment w:author="Author" w:date="2026-06-13T11:13:27.933269Z" w:id="2">
     <w:p>
       <w:r>
         <w:t>Reply written by aioffice — must thread under the first comment.</w:t>

--- a/fixtures/manual-check/word-sample.docx
+++ b/fixtures/manual-check/word-sample.docx
@@ -21,12 +21,12 @@
       </w:r>
     </w:p>
     <w:p>
-      <w:del w:author="Reviewer" w:date="2026-06-13T11:13:27Z" w:id="1">
+      <w:del w:author="Reviewer" w:date="2026-06-13T13:23:11Z" w:id="1">
         <w:r>
           <w:delText>Open this file in Word: heading, formatting and table below must look right.</w:delText>
         </w:r>
       </w:del>
-      <w:ins w:author="Reviewer" w:date="2026-06-13T11:13:27Z" w:id="2">
+      <w:ins w:author="Reviewer" w:date="2026-06-13T13:23:11Z" w:id="2">
         <w:r>
           <w:t>Open this file in Word: heading, formatting, table, styles, image, comment + threaded reply, numbered/bulleted lists, links, footnote, landscape A4 pages and ONE PENDING tracked change must look right.</w:t>
         </w:r>
@@ -186,7 +186,7 @@
                     <pic:cNvPicPr/>
                   </pic:nvPicPr>
                   <pic:blipFill>
-                    <a:blip r:embed="Ra4646ae525274cac"/>
+                    <a:blip r:embed="Rd1055a021e8e4019"/>
                     <a:stretch>
                       <a:fillRect/>
                     </a:stretch>
@@ -273,7 +273,7 @@
       <w:r>
         <w:t xml:space="preserve">This sentence carries two links and a footnote: </w:t>
       </w:r>
-      <w:hyperlink r:id="R9f79adf04ab94cc2">
+      <w:hyperlink r:id="R851599fa86874b08">
         <w:r>
           <w:rPr>
             <w:rStyle w:val="Hyperlink"/>
@@ -297,8 +297,8 @@
       </w:r>
     </w:p>
     <w:sectPr>
-      <w:footerReference w:type="default" r:id="R8a630320445a488d"/>
-      <w:headerReference w:type="default" r:id="Rffa238c389e04768"/>
+      <w:footerReference w:type="default" r:id="R91a3cab5ae4942c5"/>
+      <w:headerReference w:type="default" r:id="Re96453449aa34dd9"/>
       <w:pgSz w:w="16838" w:h="11906" w:orient="landscape"/>
       <w:pgMar w:top="1134" w:right="1440" w:bottom="1134" w:left="1440" w:header="720" w:footer="720" w:gutter="0"/>
     </w:sectPr>
@@ -308,14 +308,14 @@
 
 <file path=word/comments.xml><?xml version="1.0" encoding="utf-8"?>
 <w:comments xmlns:w="http://schemas.openxmlformats.org/wordprocessingml/2006/main" xmlns:w14="http://schemas.microsoft.com/office/word/2010/wordml" xmlns:mc="http://schemas.openxmlformats.org/markup-compatibility/2006" mc:Ignorable="w14">
-  <w:comment w:author="Reviewer" w:date="2026-06-13T11:13:27.911203Z" w:id="1">
+  <w:comment w:author="Reviewer" w:date="2026-06-13T13:23:11.088086Z" w:id="1">
     <w:p>
       <w:r>
         <w:t>Comment written by aioffice — visible in the review pane.</w:t>
       </w:r>
     </w:p>
   </w:comment>
-  <w:comment w:author="Author" w:date="2026-06-13T11:13:27.933269Z" w:id="2">
+  <w:comment w:author="Author" w:date="2026-06-13T13:23:11.369773Z" w:id="2">
     <w:p>
       <w:r>
         <w:t>Reply written by aioffice — must thread under the first comment.</w:t>

--- a/fixtures/manual-check/word-sample.docx
+++ b/fixtures/manual-check/word-sample.docx
@@ -21,12 +21,12 @@
       </w:r>
     </w:p>
     <w:p>
-      <w:del w:author="Reviewer" w:date="2026-06-13T13:23:11Z" w:id="1">
+      <w:del w:author="Reviewer" w:date="2026-06-13T15:10:54Z" w:id="1">
         <w:r>
           <w:delText>Open this file in Word: heading, formatting and table below must look right.</w:delText>
         </w:r>
       </w:del>
-      <w:ins w:author="Reviewer" w:date="2026-06-13T13:23:11Z" w:id="2">
+      <w:ins w:author="Reviewer" w:date="2026-06-13T15:10:54Z" w:id="2">
         <w:r>
           <w:t>Open this file in Word: heading, formatting, table, styles, image, comment + threaded reply, numbered/bulleted lists, links, footnote, landscape A4 pages and ONE PENDING tracked change must look right.</w:t>
         </w:r>
@@ -186,7 +186,7 @@
                     <pic:cNvPicPr/>
                   </pic:nvPicPr>
                   <pic:blipFill>
-                    <a:blip r:embed="Rd1055a021e8e4019"/>
+                    <a:blip r:embed="R5447c8a7ab23443d"/>
                     <a:stretch>
                       <a:fillRect/>
                     </a:stretch>
@@ -273,7 +273,7 @@
       <w:r>
         <w:t xml:space="preserve">This sentence carries two links and a footnote: </w:t>
       </w:r>
-      <w:hyperlink r:id="R851599fa86874b08">
+      <w:hyperlink r:id="Re33a7151dafe4f8d">
         <w:r>
           <w:rPr>
             <w:rStyle w:val="Hyperlink"/>
@@ -297,8 +297,8 @@
       </w:r>
     </w:p>
     <w:sectPr>
-      <w:footerReference w:type="default" r:id="R91a3cab5ae4942c5"/>
-      <w:headerReference w:type="default" r:id="Re96453449aa34dd9"/>
+      <w:footerReference w:type="default" r:id="R2f797e92423048f1"/>
+      <w:headerReference w:type="default" r:id="R8cbe4a62f2a34dfb"/>
       <w:pgSz w:w="16838" w:h="11906" w:orient="landscape"/>
       <w:pgMar w:top="1134" w:right="1440" w:bottom="1134" w:left="1440" w:header="720" w:footer="720" w:gutter="0"/>
     </w:sectPr>
@@ -308,14 +308,14 @@
 
 <file path=word/comments.xml><?xml version="1.0" encoding="utf-8"?>
 <w:comments xmlns:w="http://schemas.openxmlformats.org/wordprocessingml/2006/main" xmlns:w14="http://schemas.microsoft.com/office/word/2010/wordml" xmlns:mc="http://schemas.openxmlformats.org/markup-compatibility/2006" mc:Ignorable="w14">
-  <w:comment w:author="Reviewer" w:date="2026-06-13T13:23:11.088086Z" w:id="1">
+  <w:comment w:author="Reviewer" w:date="2026-06-13T15:10:54.65806Z" w:id="1">
     <w:p>
       <w:r>
         <w:t>Comment written by aioffice — visible in the review pane.</w:t>
       </w:r>
     </w:p>
   </w:comment>
-  <w:comment w:author="Author" w:date="2026-06-13T13:23:11.369773Z" w:id="2">
+  <w:comment w:author="Author" w:date="2026-06-13T15:10:54.695401Z" w:id="2">
     <w:p>
       <w:r>
         <w:t>Reply written by aioffice — must thread under the first comment.</w:t>

--- a/fixtures/manual-check/word-sample.docx
+++ b/fixtures/manual-check/word-sample.docx
@@ -21,12 +21,12 @@
       </w:r>
     </w:p>
     <w:p>
-      <w:del w:author="Reviewer" w:date="2026-06-13T15:10:54Z" w:id="1">
+      <w:del w:author="Reviewer" w:date="2026-06-15T03:24:46Z" w:id="1">
         <w:r>
           <w:delText>Open this file in Word: heading, formatting and table below must look right.</w:delText>
         </w:r>
       </w:del>
-      <w:ins w:author="Reviewer" w:date="2026-06-13T15:10:54Z" w:id="2">
+      <w:ins w:author="Reviewer" w:date="2026-06-15T03:24:46Z" w:id="2">
         <w:r>
           <w:t>Open this file in Word: heading, formatting, table, styles, image, comment + threaded reply, numbered/bulleted lists, links, footnote, landscape A4 pages and ONE PENDING tracked change must look right.</w:t>
         </w:r>
@@ -186,7 +186,7 @@
                     <pic:cNvPicPr/>
                   </pic:nvPicPr>
                   <pic:blipFill>
-                    <a:blip r:embed="R5447c8a7ab23443d"/>
+                    <a:blip r:embed="Rbc53b291d9d34ed0"/>
                     <a:stretch>
                       <a:fillRect/>
                     </a:stretch>
@@ -273,7 +273,7 @@
       <w:r>
         <w:t xml:space="preserve">This sentence carries two links and a footnote: </w:t>
       </w:r>
-      <w:hyperlink r:id="Re33a7151dafe4f8d">
+      <w:hyperlink r:id="R2ec49dfd0bd04d28">
         <w:r>
           <w:rPr>
             <w:rStyle w:val="Hyperlink"/>
@@ -297,8 +297,8 @@
       </w:r>
     </w:p>
     <w:sectPr>
-      <w:footerReference w:type="default" r:id="R2f797e92423048f1"/>
-      <w:headerReference w:type="default" r:id="R8cbe4a62f2a34dfb"/>
+      <w:footerReference w:type="default" r:id="R0ba515e59e39411a"/>
+      <w:headerReference w:type="default" r:id="R522512731e0e4710"/>
       <w:pgSz w:w="16838" w:h="11906" w:orient="landscape"/>
       <w:pgMar w:top="1134" w:right="1440" w:bottom="1134" w:left="1440" w:header="720" w:footer="720" w:gutter="0"/>
     </w:sectPr>
@@ -308,14 +308,14 @@
 
 <file path=word/comments.xml><?xml version="1.0" encoding="utf-8"?>
 <w:comments xmlns:w="http://schemas.openxmlformats.org/wordprocessingml/2006/main" xmlns:w14="http://schemas.microsoft.com/office/word/2010/wordml" xmlns:mc="http://schemas.openxmlformats.org/markup-compatibility/2006" mc:Ignorable="w14">
-  <w:comment w:author="Reviewer" w:date="2026-06-13T15:10:54.65806Z" w:id="1">
+  <w:comment w:author="Reviewer" w:date="2026-06-15T03:24:46.410451Z" w:id="1">
     <w:p>
       <w:r>
         <w:t>Comment written by aioffice — visible in the review pane.</w:t>
       </w:r>
     </w:p>
   </w:comment>
-  <w:comment w:author="Author" w:date="2026-06-13T15:10:54.695401Z" w:id="2">
+  <w:comment w:author="Author" w:date="2026-06-15T03:24:46.701353Z" w:id="2">
     <w:p>
       <w:r>
         <w:t>Reply written by aioffice — must thread under the first comment.</w:t>

--- a/fixtures/manual-check/word-sample.docx
+++ b/fixtures/manual-check/word-sample.docx
@@ -21,12 +21,12 @@
       </w:r>
     </w:p>
     <w:p>
-      <w:del w:author="Reviewer" w:date="2026-06-15T03:24:46Z" w:id="1">
+      <w:del w:author="Reviewer" w:date="2026-06-15T05:01:50Z" w:id="1">
         <w:r>
           <w:delText>Open this file in Word: heading, formatting and table below must look right.</w:delText>
         </w:r>
       </w:del>
-      <w:ins w:author="Reviewer" w:date="2026-06-15T03:24:46Z" w:id="2">
+      <w:ins w:author="Reviewer" w:date="2026-06-15T05:01:50Z" w:id="2">
         <w:r>
           <w:t>Open this file in Word: heading, formatting, table, styles, image, comment + threaded reply, numbered/bulleted lists, links, footnote, landscape A4 pages and ONE PENDING tracked change must look right.</w:t>
         </w:r>
@@ -186,7 +186,7 @@
                     <pic:cNvPicPr/>
                   </pic:nvPicPr>
                   <pic:blipFill>
-                    <a:blip r:embed="Rbc53b291d9d34ed0"/>
+                    <a:blip r:embed="Rbb0a8ebf4d6545e1"/>
                     <a:stretch>
                       <a:fillRect/>
                     </a:stretch>
@@ -273,7 +273,7 @@
       <w:r>
         <w:t xml:space="preserve">This sentence carries two links and a footnote: </w:t>
       </w:r>
-      <w:hyperlink r:id="R2ec49dfd0bd04d28">
+      <w:hyperlink r:id="R59945923573e457c">
         <w:r>
           <w:rPr>
             <w:rStyle w:val="Hyperlink"/>
@@ -297,8 +297,8 @@
       </w:r>
     </w:p>
     <w:sectPr>
-      <w:footerReference w:type="default" r:id="R0ba515e59e39411a"/>
-      <w:headerReference w:type="default" r:id="R522512731e0e4710"/>
+      <w:footerReference w:type="default" r:id="Rf3991610a1884785"/>
+      <w:headerReference w:type="default" r:id="R1bbcb5a5d58849f6"/>
       <w:pgSz w:w="16838" w:h="11906" w:orient="landscape"/>
       <w:pgMar w:top="1134" w:right="1440" w:bottom="1134" w:left="1440" w:header="720" w:footer="720" w:gutter="0"/>
     </w:sectPr>
@@ -308,14 +308,14 @@
 
 <file path=word/comments.xml><?xml version="1.0" encoding="utf-8"?>
 <w:comments xmlns:w="http://schemas.openxmlformats.org/wordprocessingml/2006/main" xmlns:w14="http://schemas.microsoft.com/office/word/2010/wordml" xmlns:mc="http://schemas.openxmlformats.org/markup-compatibility/2006" mc:Ignorable="w14">
-  <w:comment w:author="Reviewer" w:date="2026-06-15T03:24:46.410451Z" w:id="1">
+  <w:comment w:author="Reviewer" w:date="2026-06-15T05:01:50.048142Z" w:id="1">
     <w:p>
       <w:r>
         <w:t>Comment written by aioffice — visible in the review pane.</w:t>
       </w:r>
     </w:p>
   </w:comment>
-  <w:comment w:author="Author" w:date="2026-06-15T03:24:46.701353Z" w:id="2">
+  <w:comment w:author="Author" w:date="2026-06-15T05:01:50.05351Z" w:id="2">
     <w:p>
       <w:r>
         <w:t>Reply written by aioffice — must thread under the first comment.</w:t>

--- a/fixtures/manual-check/word-sample.docx
+++ b/fixtures/manual-check/word-sample.docx
@@ -21,12 +21,12 @@
       </w:r>
     </w:p>
     <w:p>
-      <w:del w:author="Reviewer" w:date="2026-06-15T05:01:50Z" w:id="1">
+      <w:del w:author="Reviewer" w:date="2026-06-15T07:48:05Z" w:id="1">
         <w:r>
           <w:delText>Open this file in Word: heading, formatting and table below must look right.</w:delText>
         </w:r>
       </w:del>
-      <w:ins w:author="Reviewer" w:date="2026-06-15T05:01:50Z" w:id="2">
+      <w:ins w:author="Reviewer" w:date="2026-06-15T07:48:05Z" w:id="2">
         <w:r>
           <w:t>Open this file in Word: heading, formatting, table, styles, image, comment + threaded reply, numbered/bulleted lists, links, footnote, landscape A4 pages and ONE PENDING tracked change must look right.</w:t>
         </w:r>
@@ -186,7 +186,7 @@
                     <pic:cNvPicPr/>
                   </pic:nvPicPr>
                   <pic:blipFill>
-                    <a:blip r:embed="Rbb0a8ebf4d6545e1"/>
+                    <a:blip r:embed="R6a2a50188e974aff"/>
                     <a:stretch>
                       <a:fillRect/>
                     </a:stretch>
@@ -273,7 +273,7 @@
       <w:r>
         <w:t xml:space="preserve">This sentence carries two links and a footnote: </w:t>
       </w:r>
-      <w:hyperlink r:id="R59945923573e457c">
+      <w:hyperlink r:id="R5744ba0ed6e54e54">
         <w:r>
           <w:rPr>
             <w:rStyle w:val="Hyperlink"/>
@@ -297,8 +297,8 @@
       </w:r>
     </w:p>
     <w:sectPr>
-      <w:footerReference w:type="default" r:id="Rf3991610a1884785"/>
-      <w:headerReference w:type="default" r:id="R1bbcb5a5d58849f6"/>
+      <w:footerReference w:type="default" r:id="R40864e9660c1426e"/>
+      <w:headerReference w:type="default" r:id="R9e1e90f7dbdd47bf"/>
       <w:pgSz w:w="16838" w:h="11906" w:orient="landscape"/>
       <w:pgMar w:top="1134" w:right="1440" w:bottom="1134" w:left="1440" w:header="720" w:footer="720" w:gutter="0"/>
     </w:sectPr>
@@ -308,14 +308,14 @@
 
 <file path=word/comments.xml><?xml version="1.0" encoding="utf-8"?>
 <w:comments xmlns:w="http://schemas.openxmlformats.org/wordprocessingml/2006/main" xmlns:w14="http://schemas.microsoft.com/office/word/2010/wordml" xmlns:mc="http://schemas.openxmlformats.org/markup-compatibility/2006" mc:Ignorable="w14">
-  <w:comment w:author="Reviewer" w:date="2026-06-15T05:01:50.048142Z" w:id="1">
+  <w:comment w:author="Reviewer" w:date="2026-06-15T07:48:05.457937Z" w:id="1">
     <w:p>
       <w:r>
         <w:t>Comment written by aioffice — visible in the review pane.</w:t>
       </w:r>
     </w:p>
   </w:comment>
-  <w:comment w:author="Author" w:date="2026-06-15T05:01:50.05351Z" w:id="2">
+  <w:comment w:author="Author" w:date="2026-06-15T07:48:05.47067Z" w:id="2">
     <w:p>
       <w:r>
         <w:t>Reply written by aioffice — must thread under the first comment.</w:t>

--- a/fixtures/manual-check/word-sample.docx
+++ b/fixtures/manual-check/word-sample.docx
@@ -21,12 +21,12 @@
       </w:r>
     </w:p>
     <w:p>
-      <w:del w:author="Reviewer" w:date="2026-06-15T07:48:05Z" w:id="1">
+      <w:del w:author="Reviewer" w:date="2026-06-15T09:35:22Z" w:id="1">
         <w:r>
           <w:delText>Open this file in Word: heading, formatting and table below must look right.</w:delText>
         </w:r>
       </w:del>
-      <w:ins w:author="Reviewer" w:date="2026-06-15T07:48:05Z" w:id="2">
+      <w:ins w:author="Reviewer" w:date="2026-06-15T09:35:22Z" w:id="2">
         <w:r>
           <w:t>Open this file in Word: heading, formatting, table, styles, image, comment + threaded reply, numbered/bulleted lists, links, footnote, landscape A4 pages and ONE PENDING tracked change must look right.</w:t>
         </w:r>
@@ -186,7 +186,7 @@
                     <pic:cNvPicPr/>
                   </pic:nvPicPr>
                   <pic:blipFill>
-                    <a:blip r:embed="R6a2a50188e974aff"/>
+                    <a:blip r:embed="R07f6860ed3da42e6"/>
                     <a:stretch>
                       <a:fillRect/>
                     </a:stretch>
@@ -273,7 +273,7 @@
       <w:r>
         <w:t xml:space="preserve">This sentence carries two links and a footnote: </w:t>
       </w:r>
-      <w:hyperlink r:id="R5744ba0ed6e54e54">
+      <w:hyperlink r:id="Rc44c17ae5cce41b6">
         <w:r>
           <w:rPr>
             <w:rStyle w:val="Hyperlink"/>
@@ -297,8 +297,8 @@
       </w:r>
     </w:p>
     <w:sectPr>
-      <w:footerReference w:type="default" r:id="R40864e9660c1426e"/>
-      <w:headerReference w:type="default" r:id="R9e1e90f7dbdd47bf"/>
+      <w:footerReference w:type="default" r:id="Rac5a761a474d4f2b"/>
+      <w:headerReference w:type="default" r:id="R372fe56690a24b0b"/>
       <w:pgSz w:w="16838" w:h="11906" w:orient="landscape"/>
       <w:pgMar w:top="1134" w:right="1440" w:bottom="1134" w:left="1440" w:header="720" w:footer="720" w:gutter="0"/>
     </w:sectPr>
@@ -308,14 +308,14 @@
 
 <file path=word/comments.xml><?xml version="1.0" encoding="utf-8"?>
 <w:comments xmlns:w="http://schemas.openxmlformats.org/wordprocessingml/2006/main" xmlns:w14="http://schemas.microsoft.com/office/word/2010/wordml" xmlns:mc="http://schemas.openxmlformats.org/markup-compatibility/2006" mc:Ignorable="w14">
-  <w:comment w:author="Reviewer" w:date="2026-06-15T07:48:05.457937Z" w:id="1">
+  <w:comment w:author="Reviewer" w:date="2026-06-15T09:35:22.685603Z" w:id="1">
     <w:p>
       <w:r>
         <w:t>Comment written by aioffice — visible in the review pane.</w:t>
       </w:r>
     </w:p>
   </w:comment>
-  <w:comment w:author="Author" w:date="2026-06-15T07:48:05.47067Z" w:id="2">
+  <w:comment w:author="Author" w:date="2026-06-15T09:35:22.736346Z" w:id="2">
     <w:p>
       <w:r>
         <w:t>Reply written by aioffice — must thread under the first comment.</w:t>

--- a/fixtures/manual-check/word-sample.docx
+++ b/fixtures/manual-check/word-sample.docx
@@ -21,12 +21,12 @@
       </w:r>
     </w:p>
     <w:p>
-      <w:del w:author="Reviewer" w:date="2026-06-15T09:35:22Z" w:id="1">
+      <w:del w:author="Reviewer" w:date="2026-06-15T11:46:27Z" w:id="1">
         <w:r>
           <w:delText>Open this file in Word: heading, formatting and table below must look right.</w:delText>
         </w:r>
       </w:del>
-      <w:ins w:author="Reviewer" w:date="2026-06-15T09:35:22Z" w:id="2">
+      <w:ins w:author="Reviewer" w:date="2026-06-15T11:46:27Z" w:id="2">
         <w:r>
           <w:t>Open this file in Word: heading, formatting, table, styles, image, comment + threaded reply, numbered/bulleted lists, links, footnote, landscape A4 pages and ONE PENDING tracked change must look right.</w:t>
         </w:r>
@@ -186,7 +186,7 @@
                     <pic:cNvPicPr/>
                   </pic:nvPicPr>
                   <pic:blipFill>
-                    <a:blip r:embed="R07f6860ed3da42e6"/>
+                    <a:blip r:embed="R7f9a2761279848f8"/>
                     <a:stretch>
                       <a:fillRect/>
                     </a:stretch>
@@ -273,7 +273,7 @@
       <w:r>
         <w:t xml:space="preserve">This sentence carries two links and a footnote: </w:t>
       </w:r>
-      <w:hyperlink r:id="Rc44c17ae5cce41b6">
+      <w:hyperlink r:id="R4c8a6dc66d154e1b">
         <w:r>
           <w:rPr>
             <w:rStyle w:val="Hyperlink"/>
@@ -297,8 +297,8 @@
       </w:r>
     </w:p>
     <w:sectPr>
-      <w:footerReference w:type="default" r:id="Rac5a761a474d4f2b"/>
-      <w:headerReference w:type="default" r:id="R372fe56690a24b0b"/>
+      <w:footerReference w:type="default" r:id="R183a6f5b34d44a71"/>
+      <w:headerReference w:type="default" r:id="R1398bcaa7e704514"/>
       <w:pgSz w:w="16838" w:h="11906" w:orient="landscape"/>
       <w:pgMar w:top="1134" w:right="1440" w:bottom="1134" w:left="1440" w:header="720" w:footer="720" w:gutter="0"/>
     </w:sectPr>
@@ -308,14 +308,14 @@
 
 <file path=word/comments.xml><?xml version="1.0" encoding="utf-8"?>
 <w:comments xmlns:w="http://schemas.openxmlformats.org/wordprocessingml/2006/main" xmlns:w14="http://schemas.microsoft.com/office/word/2010/wordml" xmlns:mc="http://schemas.openxmlformats.org/markup-compatibility/2006" mc:Ignorable="w14">
-  <w:comment w:author="Reviewer" w:date="2026-06-15T09:35:22.685603Z" w:id="1">
+  <w:comment w:author="Reviewer" w:date="2026-06-15T11:46:27.513925Z" w:id="1">
     <w:p>
       <w:r>
         <w:t>Comment written by aioffice — visible in the review pane.</w:t>
       </w:r>
     </w:p>
   </w:comment>
-  <w:comment w:author="Author" w:date="2026-06-15T09:35:22.736346Z" w:id="2">
+  <w:comment w:author="Author" w:date="2026-06-15T11:46:27.583996Z" w:id="2">
     <w:p>
       <w:r>
         <w:t>Reply written by aioffice — must thread under the first comment.</w:t>

--- a/fixtures/manual-check/word-sample.docx
+++ b/fixtures/manual-check/word-sample.docx
@@ -21,12 +21,12 @@
       </w:r>
     </w:p>
     <w:p>
-      <w:del w:author="Reviewer" w:date="2026-06-15T11:46:27Z" w:id="1">
+      <w:del w:author="Reviewer" w:date="2026-06-15T13:01:33Z" w:id="1">
         <w:r>
           <w:delText>Open this file in Word: heading, formatting and table below must look right.</w:delText>
         </w:r>
       </w:del>
-      <w:ins w:author="Reviewer" w:date="2026-06-15T11:46:27Z" w:id="2">
+      <w:ins w:author="Reviewer" w:date="2026-06-15T13:01:33Z" w:id="2">
         <w:r>
           <w:t>Open this file in Word: heading, formatting, table, styles, image, comment + threaded reply, numbered/bulleted lists, links, footnote, landscape A4 pages and ONE PENDING tracked change must look right.</w:t>
         </w:r>
@@ -186,7 +186,7 @@
                     <pic:cNvPicPr/>
                   </pic:nvPicPr>
                   <pic:blipFill>
-                    <a:blip r:embed="R7f9a2761279848f8"/>
+                    <a:blip r:embed="R69c33489c60741fd"/>
                     <a:stretch>
                       <a:fillRect/>
                     </a:stretch>
@@ -273,7 +273,7 @@
       <w:r>
         <w:t xml:space="preserve">This sentence carries two links and a footnote: </w:t>
       </w:r>
-      <w:hyperlink r:id="R4c8a6dc66d154e1b">
+      <w:hyperlink r:id="Rf680bd00c5f7426c">
         <w:r>
           <w:rPr>
             <w:rStyle w:val="Hyperlink"/>
@@ -297,8 +297,8 @@
       </w:r>
     </w:p>
     <w:sectPr>
-      <w:footerReference w:type="default" r:id="R183a6f5b34d44a71"/>
-      <w:headerReference w:type="default" r:id="R1398bcaa7e704514"/>
+      <w:footerReference w:type="default" r:id="R93b9f794937e4b37"/>
+      <w:headerReference w:type="default" r:id="Rc0e87b7ed1a94630"/>
       <w:pgSz w:w="16838" w:h="11906" w:orient="landscape"/>
       <w:pgMar w:top="1134" w:right="1440" w:bottom="1134" w:left="1440" w:header="720" w:footer="720" w:gutter="0"/>
     </w:sectPr>
@@ -308,14 +308,14 @@
 
 <file path=word/comments.xml><?xml version="1.0" encoding="utf-8"?>
 <w:comments xmlns:w="http://schemas.openxmlformats.org/wordprocessingml/2006/main" xmlns:w14="http://schemas.microsoft.com/office/word/2010/wordml" xmlns:mc="http://schemas.openxmlformats.org/markup-compatibility/2006" mc:Ignorable="w14">
-  <w:comment w:author="Reviewer" w:date="2026-06-15T11:46:27.513925Z" w:id="1">
+  <w:comment w:author="Reviewer" w:date="2026-06-15T13:01:33.822835Z" w:id="1">
     <w:p>
       <w:r>
         <w:t>Comment written by aioffice — visible in the review pane.</w:t>
       </w:r>
     </w:p>
   </w:comment>
-  <w:comment w:author="Author" w:date="2026-06-15T11:46:27.583996Z" w:id="2">
+  <w:comment w:author="Author" w:date="2026-06-15T13:01:33.826249Z" w:id="2">
     <w:p>
       <w:r>
         <w:t>Reply written by aioffice — must thread under the first comment.</w:t>

--- a/fixtures/manual-check/word-sample.docx
+++ b/fixtures/manual-check/word-sample.docx
@@ -21,12 +21,12 @@
       </w:r>
     </w:p>
     <w:p>
-      <w:del w:author="Reviewer" w:date="2026-06-15T13:01:33Z" w:id="1">
+      <w:del w:author="Reviewer" w:date="2026-06-15T15:41:13Z" w:id="1">
         <w:r>
           <w:delText>Open this file in Word: heading, formatting and table below must look right.</w:delText>
         </w:r>
       </w:del>
-      <w:ins w:author="Reviewer" w:date="2026-06-15T13:01:33Z" w:id="2">
+      <w:ins w:author="Reviewer" w:date="2026-06-15T15:41:13Z" w:id="2">
         <w:r>
           <w:t>Open this file in Word: heading, formatting, table, styles, image, comment + threaded reply, numbered/bulleted lists, links, footnote, landscape A4 pages and ONE PENDING tracked change must look right.</w:t>
         </w:r>
@@ -186,7 +186,7 @@
                     <pic:cNvPicPr/>
                   </pic:nvPicPr>
                   <pic:blipFill>
-                    <a:blip r:embed="R69c33489c60741fd"/>
+                    <a:blip r:embed="R5d1cddcbf538488f"/>
                     <a:stretch>
                       <a:fillRect/>
                     </a:stretch>
@@ -273,7 +273,7 @@
       <w:r>
         <w:t xml:space="preserve">This sentence carries two links and a footnote: </w:t>
       </w:r>
-      <w:hyperlink r:id="Rf680bd00c5f7426c">
+      <w:hyperlink r:id="Rb0e37a8e89f64651">
         <w:r>
           <w:rPr>
             <w:rStyle w:val="Hyperlink"/>
@@ -297,8 +297,8 @@
       </w:r>
     </w:p>
     <w:sectPr>
-      <w:footerReference w:type="default" r:id="R93b9f794937e4b37"/>
-      <w:headerReference w:type="default" r:id="Rc0e87b7ed1a94630"/>
+      <w:footerReference w:type="default" r:id="Rb1a743aa15654ae0"/>
+      <w:headerReference w:type="default" r:id="Rd9e6da83246844f1"/>
       <w:pgSz w:w="16838" w:h="11906" w:orient="landscape"/>
       <w:pgMar w:top="1134" w:right="1440" w:bottom="1134" w:left="1440" w:header="720" w:footer="720" w:gutter="0"/>
     </w:sectPr>
@@ -308,14 +308,14 @@
 
 <file path=word/comments.xml><?xml version="1.0" encoding="utf-8"?>
 <w:comments xmlns:w="http://schemas.openxmlformats.org/wordprocessingml/2006/main" xmlns:w14="http://schemas.microsoft.com/office/word/2010/wordml" xmlns:mc="http://schemas.openxmlformats.org/markup-compatibility/2006" mc:Ignorable="w14">
-  <w:comment w:author="Reviewer" w:date="2026-06-15T13:01:33.822835Z" w:id="1">
+  <w:comment w:author="Reviewer" w:date="2026-06-15T15:41:13.864505Z" w:id="1">
     <w:p>
       <w:r>
         <w:t>Comment written by aioffice — visible in the review pane.</w:t>
       </w:r>
     </w:p>
   </w:comment>
-  <w:comment w:author="Author" w:date="2026-06-15T13:01:33.826249Z" w:id="2">
+  <w:comment w:author="Author" w:date="2026-06-15T15:41:13.903992Z" w:id="2">
     <w:p>
       <w:r>
         <w:t>Reply written by aioffice — must thread under the first comment.</w:t>

--- a/fixtures/manual-check/word-sample.docx
+++ b/fixtures/manual-check/word-sample.docx
@@ -21,12 +21,12 @@
       </w:r>
     </w:p>
     <w:p>
-      <w:del w:author="Reviewer" w:date="2026-06-15T15:41:13Z" w:id="1">
+      <w:del w:author="Reviewer" w:date="2026-06-20T00:33:31Z" w:id="1">
         <w:r>
           <w:delText>Open this file in Word: heading, formatting and table below must look right.</w:delText>
         </w:r>
       </w:del>
-      <w:ins w:author="Reviewer" w:date="2026-06-15T15:41:13Z" w:id="2">
+      <w:ins w:author="Reviewer" w:date="2026-06-20T00:33:31Z" w:id="2">
         <w:r>
           <w:t>Open this file in Word: heading, formatting, table, styles, image, comment + threaded reply, numbered/bulleted lists, links, footnote, landscape A4 pages and ONE PENDING tracked change must look right.</w:t>
         </w:r>
@@ -186,7 +186,7 @@
                     <pic:cNvPicPr/>
                   </pic:nvPicPr>
                   <pic:blipFill>
-                    <a:blip r:embed="R5d1cddcbf538488f"/>
+                    <a:blip r:embed="R871e0ee9730e4a97"/>
                     <a:stretch>
                       <a:fillRect/>
                     </a:stretch>
@@ -273,7 +273,7 @@
       <w:r>
         <w:t xml:space="preserve">This sentence carries two links and a footnote: </w:t>
       </w:r>
-      <w:hyperlink r:id="Rb0e37a8e89f64651">
+      <w:hyperlink r:id="R190b09f366704b54">
         <w:r>
           <w:rPr>
             <w:rStyle w:val="Hyperlink"/>
@@ -297,8 +297,8 @@
       </w:r>
     </w:p>
     <w:sectPr>
-      <w:footerReference w:type="default" r:id="Rb1a743aa15654ae0"/>
-      <w:headerReference w:type="default" r:id="Rd9e6da83246844f1"/>
+      <w:footerReference w:type="default" r:id="R2bb1d988ccc94faa"/>
+      <w:headerReference w:type="default" r:id="R2521c92485944f17"/>
       <w:pgSz w:w="16838" w:h="11906" w:orient="landscape"/>
       <w:pgMar w:top="1134" w:right="1440" w:bottom="1134" w:left="1440" w:header="720" w:footer="720" w:gutter="0"/>
     </w:sectPr>
@@ -308,14 +308,14 @@
 
 <file path=word/comments.xml><?xml version="1.0" encoding="utf-8"?>
 <w:comments xmlns:w="http://schemas.openxmlformats.org/wordprocessingml/2006/main" xmlns:w14="http://schemas.microsoft.com/office/word/2010/wordml" xmlns:mc="http://schemas.openxmlformats.org/markup-compatibility/2006" mc:Ignorable="w14">
-  <w:comment w:author="Reviewer" w:date="2026-06-15T15:41:13.864505Z" w:id="1">
+  <w:comment w:author="Reviewer" w:date="2026-06-20T00:33:31.697393Z" w:id="1">
     <w:p>
       <w:r>
         <w:t>Comment written by aioffice — visible in the review pane.</w:t>
       </w:r>
     </w:p>
   </w:comment>
-  <w:comment w:author="Author" w:date="2026-06-15T15:41:13.903992Z" w:id="2">
+  <w:comment w:author="Author" w:date="2026-06-20T00:33:31.704303Z" w:id="2">
     <w:p>
       <w:r>
         <w:t>Reply written by aioffice — must thread under the first comment.</w:t>

--- a/fixtures/manual-check/word-sample.docx
+++ b/fixtures/manual-check/word-sample.docx
@@ -21,12 +21,12 @@
       </w:r>
     </w:p>
     <w:p>
-      <w:del w:author="Reviewer" w:date="2026-06-20T00:33:31Z" w:id="1">
+      <w:del w:author="Reviewer" w:date="2026-07-13T07:48:22Z" w:id="1">
         <w:r>
           <w:delText>Open this file in Word: heading, formatting and table below must look right.</w:delText>
         </w:r>
       </w:del>
-      <w:ins w:author="Reviewer" w:date="2026-06-20T00:33:31Z" w:id="2">
+      <w:ins w:author="Reviewer" w:date="2026-07-13T07:48:22Z" w:id="2">
         <w:r>
           <w:t>Open this file in Word: heading, formatting, table, styles, image, comment + threaded reply, numbered/bulleted lists, links, footnote, landscape A4 pages and ONE PENDING tracked change must look right.</w:t>
         </w:r>
@@ -186,7 +186,7 @@
                     <pic:cNvPicPr/>
                   </pic:nvPicPr>
                   <pic:blipFill>
-                    <a:blip r:embed="R871e0ee9730e4a97"/>
+                    <a:blip r:embed="R5dae904e32eb4504"/>
                     <a:stretch>
                       <a:fillRect/>
                     </a:stretch>
@@ -273,7 +273,7 @@
       <w:r>
         <w:t xml:space="preserve">This sentence carries two links and a footnote: </w:t>
       </w:r>
-      <w:hyperlink r:id="R190b09f366704b54">
+      <w:hyperlink r:id="R30c666b8d8f14d4b">
         <w:r>
           <w:rPr>
             <w:rStyle w:val="Hyperlink"/>
@@ -297,8 +297,8 @@
       </w:r>
     </w:p>
     <w:sectPr>
-      <w:footerReference w:type="default" r:id="R2bb1d988ccc94faa"/>
-      <w:headerReference w:type="default" r:id="R2521c92485944f17"/>
+      <w:footerReference w:type="default" r:id="R3b53528f738a4c2e"/>
+      <w:headerReference w:type="default" r:id="R2aafcbd3ff964539"/>
       <w:pgSz w:w="16838" w:h="11906" w:orient="landscape"/>
       <w:pgMar w:top="1134" w:right="1440" w:bottom="1134" w:left="1440" w:header="720" w:footer="720" w:gutter="0"/>
     </w:sectPr>
@@ -308,14 +308,14 @@
 
 <file path=word/comments.xml><?xml version="1.0" encoding="utf-8"?>
 <w:comments xmlns:w="http://schemas.openxmlformats.org/wordprocessingml/2006/main" xmlns:w14="http://schemas.microsoft.com/office/word/2010/wordml" xmlns:mc="http://schemas.openxmlformats.org/markup-compatibility/2006" mc:Ignorable="w14">
-  <w:comment w:author="Reviewer" w:date="2026-06-20T00:33:31.697393Z" w:id="1">
+  <w:comment w:author="Reviewer" w:date="2026-07-13T07:48:22.773889Z" w:id="1">
     <w:p>
       <w:r>
         <w:t>Comment written by aioffice — visible in the review pane.</w:t>
       </w:r>
     </w:p>
   </w:comment>
-  <w:comment w:author="Author" w:date="2026-06-20T00:33:31.704303Z" w:id="2">
+  <w:comment w:author="Author" w:date="2026-07-13T07:48:22.779554Z" w:id="2">
     <w:p>
       <w:r>
         <w:t>Reply written by aioffice — must thread under the first comment.</w:t>
